--- a/hin/docx/035.content.docx
+++ b/hin/docx/035.content.docx
@@ -150,26 +150,6 @@
           <w:lang w:val="hi_IN" w:bidi="hi_IN"/>
         </w:rPr>
         <w:t>सत</w:t>
-      </w:r>
-      <w:r>
-        <w:rPr>
-          <w:lang w:val="hi_IN" w:bidi="hi_IN"/>
-        </w:rPr>
-      </w:r>
-    </w:p>
-    <w:p>
-      <w:pPr/>
-      <w:r>
-        <w:rPr>
-          <w:lang w:val="hi_IN" w:bidi="hi_IN"/>
-        </w:rPr>
-      </w:r>
-      <w:r>
-        <w:rPr>
-          <w:i/>
-          <w:lang w:val="hi_IN" w:bidi="hi_IN"/>
-        </w:rPr>
-        <w:t>स्तुति भजन</w:t>
       </w:r>
       <w:r>
         <w:rPr>

--- a/hin/docx/035.content.docx
+++ b/hin/docx/035.content.docx
@@ -19,7 +19,7 @@
         <w:rPr>
           <w:lang w:val="hi_IN" w:bidi="hi_IN"/>
         </w:rPr>
-        <w:t>Resource: Study Notes - Themes (Tyndale)</w:t>
+        <w:t>Resource: Tyndale Open Study Notes</w:t>
       </w:r>
       <w:r>
         <w:rPr>
@@ -112,7 +112,7 @@
         <w:rPr>
           <w:lang w:val="hi_IN" w:bidi="hi_IN"/>
         </w:rPr>
-        <w:t>Study Notes - Themes (Tyndale)</w:t>
+        <w:t>Tyndale Open Study Notes</w:t>
       </w:r>
     </w:p>
     <w:p>

--- a/hin/docx/035.content.docx
+++ b/hin/docx/035.content.docx
@@ -19,7 +19,7 @@
         <w:rPr>
           <w:lang w:val="hi_IN" w:bidi="hi_IN"/>
         </w:rPr>
-        <w:t>Resource: Tyndale Open Study Notes</w:t>
+        <w:t>Resource: Aquifer Open Study Notes (Themes)</w:t>
       </w:r>
       <w:r>
         <w:rPr>
@@ -112,7 +112,7 @@
         <w:rPr>
           <w:lang w:val="hi_IN" w:bidi="hi_IN"/>
         </w:rPr>
-        <w:t>Tyndale Open Study Notes</w:t>
+        <w:t>Aquifer Open Study Notes (Themes)</w:t>
       </w:r>
     </w:p>
     <w:p>

--- a/hin/docx/035.content.docx
+++ b/hin/docx/035.content.docx
@@ -254,162 +254,108 @@
         </w:rPr>
         <w:t xml:space="preserve"> (</w:t>
       </w:r>
-      <w:hyperlink r:id="rId13">
-        <w:r>
-          <w:rPr>
-            <w:lang w:val="hi_IN" w:bidi="hi_IN"/>
-          </w:rPr>
-          <w:rPr>
-            <w:color w:val="0000EE"/>
-            <w:u w:val="single"/>
-          </w:rPr>
-          <w:t>भज 9</w:t>
-        </w:r>
-      </w:hyperlink>
+      <w:r>
+        <w:rPr>
+          <w:lang w:val="hi_IN" w:bidi="hi_IN"/>
+        </w:rPr>
+        <w:t>भज 9</w:t>
+      </w:r>
       <w:r>
         <w:rPr>
           <w:lang w:val="hi_IN" w:bidi="hi_IN"/>
         </w:rPr>
         <w:t xml:space="preserve">; </w:t>
       </w:r>
-      <w:hyperlink r:id="rId14">
-        <w:r>
-          <w:rPr>
-            <w:lang w:val="hi_IN" w:bidi="hi_IN"/>
-          </w:rPr>
-          <w:rPr>
-            <w:color w:val="0000EE"/>
-            <w:u w:val="single"/>
-          </w:rPr>
-          <w:t>18</w:t>
-        </w:r>
-      </w:hyperlink>
+      <w:r>
+        <w:rPr>
+          <w:lang w:val="hi_IN" w:bidi="hi_IN"/>
+        </w:rPr>
+        <w:t>18</w:t>
+      </w:r>
       <w:r>
         <w:rPr>
           <w:lang w:val="hi_IN" w:bidi="hi_IN"/>
         </w:rPr>
         <w:t xml:space="preserve">; </w:t>
       </w:r>
-      <w:hyperlink r:id="rId15">
-        <w:r>
-          <w:rPr>
-            <w:lang w:val="hi_IN" w:bidi="hi_IN"/>
-          </w:rPr>
-          <w:rPr>
-            <w:color w:val="0000EE"/>
-            <w:u w:val="single"/>
-          </w:rPr>
-          <w:t>32</w:t>
-        </w:r>
-      </w:hyperlink>
+      <w:r>
+        <w:rPr>
+          <w:lang w:val="hi_IN" w:bidi="hi_IN"/>
+        </w:rPr>
+        <w:t>32</w:t>
+      </w:r>
       <w:r>
         <w:rPr>
           <w:lang w:val="hi_IN" w:bidi="hi_IN"/>
         </w:rPr>
         <w:t xml:space="preserve">; </w:t>
       </w:r>
-      <w:hyperlink r:id="rId16">
-        <w:r>
-          <w:rPr>
-            <w:lang w:val="hi_IN" w:bidi="hi_IN"/>
-          </w:rPr>
-          <w:rPr>
-            <w:color w:val="0000EE"/>
-            <w:u w:val="single"/>
-          </w:rPr>
-          <w:t>34</w:t>
-        </w:r>
-      </w:hyperlink>
+      <w:r>
+        <w:rPr>
+          <w:lang w:val="hi_IN" w:bidi="hi_IN"/>
+        </w:rPr>
+        <w:t>34</w:t>
+      </w:r>
       <w:r>
         <w:rPr>
           <w:lang w:val="hi_IN" w:bidi="hi_IN"/>
         </w:rPr>
         <w:t xml:space="preserve">; </w:t>
       </w:r>
-      <w:hyperlink r:id="rId17">
-        <w:r>
-          <w:rPr>
-            <w:lang w:val="hi_IN" w:bidi="hi_IN"/>
-          </w:rPr>
-          <w:rPr>
-            <w:color w:val="0000EE"/>
-            <w:u w:val="single"/>
-          </w:rPr>
-          <w:t>116</w:t>
-        </w:r>
-      </w:hyperlink>
+      <w:r>
+        <w:rPr>
+          <w:lang w:val="hi_IN" w:bidi="hi_IN"/>
+        </w:rPr>
+        <w:t>116</w:t>
+      </w:r>
       <w:r>
         <w:rPr>
           <w:lang w:val="hi_IN" w:bidi="hi_IN"/>
         </w:rPr>
         <w:t xml:space="preserve">; </w:t>
       </w:r>
-      <w:hyperlink r:id="rId18">
-        <w:r>
-          <w:rPr>
-            <w:lang w:val="hi_IN" w:bidi="hi_IN"/>
-          </w:rPr>
-          <w:rPr>
-            <w:color w:val="0000EE"/>
-            <w:u w:val="single"/>
-          </w:rPr>
-          <w:t>138</w:t>
-        </w:r>
-      </w:hyperlink>
+      <w:r>
+        <w:rPr>
+          <w:lang w:val="hi_IN" w:bidi="hi_IN"/>
+        </w:rPr>
+        <w:t>138</w:t>
+      </w:r>
       <w:r>
         <w:rPr>
           <w:lang w:val="hi_IN" w:bidi="hi_IN"/>
         </w:rPr>
         <w:t xml:space="preserve">): मन्दिर की आराधना में, लोग अक्सर मन्नत या धन्यवाद भेंट देने पर सबके सामने जोर से धन्यवाद देते थे (उदाहरण के लिए देखें, </w:t>
       </w:r>
-      <w:hyperlink r:id="rId19">
-        <w:r>
-          <w:rPr>
-            <w:lang w:val="hi_IN" w:bidi="hi_IN"/>
-          </w:rPr>
-          <w:rPr>
-            <w:color w:val="0000EE"/>
-            <w:u w:val="single"/>
-          </w:rPr>
-          <w:t>22:22–26</w:t>
-        </w:r>
-      </w:hyperlink>
+      <w:r>
+        <w:rPr>
+          <w:lang w:val="hi_IN" w:bidi="hi_IN"/>
+        </w:rPr>
+        <w:t>22:22–26</w:t>
+      </w:r>
       <w:r>
         <w:rPr>
           <w:lang w:val="hi_IN" w:bidi="hi_IN"/>
         </w:rPr>
         <w:t xml:space="preserve">; </w:t>
       </w:r>
-      <w:hyperlink r:id="rId20">
-        <w:r>
-          <w:rPr>
-            <w:lang w:val="hi_IN" w:bidi="hi_IN"/>
-          </w:rPr>
-          <w:rPr>
-            <w:color w:val="0000EE"/>
-            <w:u w:val="single"/>
-          </w:rPr>
-          <w:t>66:13–20</w:t>
-        </w:r>
-      </w:hyperlink>
+      <w:r>
+        <w:rPr>
+          <w:lang w:val="hi_IN" w:bidi="hi_IN"/>
+        </w:rPr>
+        <w:t>66:13–20</w:t>
+      </w:r>
       <w:r>
         <w:rPr>
           <w:lang w:val="hi_IN" w:bidi="hi_IN"/>
         </w:rPr>
         <w:t xml:space="preserve">; </w:t>
       </w:r>
-      <w:hyperlink r:id="rId21">
-        <w:r>
-          <w:rPr>
-            <w:lang w:val="hi_IN" w:bidi="hi_IN"/>
-          </w:rPr>
-          <w:rPr>
-            <w:color w:val="0000EE"/>
-            <w:u w:val="single"/>
-          </w:rPr>
-          <w:t>116:17–19</w:t>
-        </w:r>
-      </w:hyperlink>
+      <w:r>
+        <w:rPr>
+          <w:lang w:val="hi_IN" w:bidi="hi_IN"/>
+        </w:rPr>
+        <w:t>116:17–19</w:t>
+      </w:r>
       <w:r>
         <w:rPr>
           <w:lang w:val="hi_IN" w:bidi="hi_IN"/>
@@ -437,144 +383,96 @@
         </w:rPr>
         <w:t xml:space="preserve"> (</w:t>
       </w:r>
-      <w:hyperlink r:id="rId22">
-        <w:r>
-          <w:rPr>
-            <w:lang w:val="hi_IN" w:bidi="hi_IN"/>
-          </w:rPr>
-          <w:rPr>
-            <w:color w:val="0000EE"/>
-            <w:u w:val="single"/>
-          </w:rPr>
-          <w:t>भज 103</w:t>
-        </w:r>
-      </w:hyperlink>
+      <w:r>
+        <w:rPr>
+          <w:lang w:val="hi_IN" w:bidi="hi_IN"/>
+        </w:rPr>
+        <w:t>भज 103</w:t>
+      </w:r>
       <w:r>
         <w:rPr>
           <w:lang w:val="hi_IN" w:bidi="hi_IN"/>
         </w:rPr>
         <w:t xml:space="preserve">, </w:t>
       </w:r>
-      <w:hyperlink r:id="rId23">
-        <w:r>
-          <w:rPr>
-            <w:lang w:val="hi_IN" w:bidi="hi_IN"/>
-          </w:rPr>
-          <w:rPr>
-            <w:color w:val="0000EE"/>
-            <w:u w:val="single"/>
-          </w:rPr>
-          <w:t>113</w:t>
-        </w:r>
-      </w:hyperlink>
+      <w:r>
+        <w:rPr>
+          <w:lang w:val="hi_IN" w:bidi="hi_IN"/>
+        </w:rPr>
+        <w:t>113</w:t>
+      </w:r>
       <w:r>
         <w:rPr>
           <w:lang w:val="hi_IN" w:bidi="hi_IN"/>
         </w:rPr>
         <w:t xml:space="preserve">, </w:t>
       </w:r>
-      <w:hyperlink r:id="rId24">
-        <w:r>
-          <w:rPr>
-            <w:lang w:val="hi_IN" w:bidi="hi_IN"/>
-          </w:rPr>
-          <w:rPr>
-            <w:color w:val="0000EE"/>
-            <w:u w:val="single"/>
-          </w:rPr>
-          <w:t>124</w:t>
-        </w:r>
-      </w:hyperlink>
+      <w:r>
+        <w:rPr>
+          <w:lang w:val="hi_IN" w:bidi="hi_IN"/>
+        </w:rPr>
+        <w:t>124</w:t>
+      </w:r>
       <w:r>
         <w:rPr>
           <w:lang w:val="hi_IN" w:bidi="hi_IN"/>
         </w:rPr>
         <w:t xml:space="preserve">, </w:t>
       </w:r>
-      <w:hyperlink r:id="rId25">
-        <w:r>
-          <w:rPr>
-            <w:lang w:val="hi_IN" w:bidi="hi_IN"/>
-          </w:rPr>
-          <w:rPr>
-            <w:color w:val="0000EE"/>
-            <w:u w:val="single"/>
-          </w:rPr>
-          <w:t>129</w:t>
-        </w:r>
-      </w:hyperlink>
+      <w:r>
+        <w:rPr>
+          <w:lang w:val="hi_IN" w:bidi="hi_IN"/>
+        </w:rPr>
+        <w:t>129</w:t>
+      </w:r>
       <w:r>
         <w:rPr>
           <w:lang w:val="hi_IN" w:bidi="hi_IN"/>
         </w:rPr>
         <w:t xml:space="preserve">, </w:t>
       </w:r>
-      <w:hyperlink r:id="rId26">
-        <w:r>
-          <w:rPr>
-            <w:lang w:val="hi_IN" w:bidi="hi_IN"/>
-          </w:rPr>
-          <w:rPr>
-            <w:color w:val="0000EE"/>
-            <w:u w:val="single"/>
-          </w:rPr>
-          <w:t>136</w:t>
-        </w:r>
-      </w:hyperlink>
+      <w:r>
+        <w:rPr>
+          <w:lang w:val="hi_IN" w:bidi="hi_IN"/>
+        </w:rPr>
+        <w:t>136</w:t>
+      </w:r>
       <w:r>
         <w:rPr>
           <w:lang w:val="hi_IN" w:bidi="hi_IN"/>
         </w:rPr>
         <w:t>): जब समुदाय इकट्ठा होता था, तो वे प्रभु की ऐतिहासिक कृतियों के लिए स्तुति गाते थे (</w:t>
       </w:r>
-      <w:hyperlink r:id="rId22">
-        <w:r>
-          <w:rPr>
-            <w:lang w:val="hi_IN" w:bidi="hi_IN"/>
-          </w:rPr>
-          <w:rPr>
-            <w:color w:val="0000EE"/>
-            <w:u w:val="single"/>
-          </w:rPr>
-          <w:t>भज 103</w:t>
-        </w:r>
-      </w:hyperlink>
+      <w:r>
+        <w:rPr>
+          <w:lang w:val="hi_IN" w:bidi="hi_IN"/>
+        </w:rPr>
+        <w:t>भज 103</w:t>
+      </w:r>
       <w:r>
         <w:rPr>
           <w:lang w:val="hi_IN" w:bidi="hi_IN"/>
         </w:rPr>
         <w:t>)। या वे उनकी हाल ही में दिखाई गई करुणा के लिए स्तुति करते थे (</w:t>
       </w:r>
-      <w:hyperlink r:id="rId24">
-        <w:r>
-          <w:rPr>
-            <w:lang w:val="hi_IN" w:bidi="hi_IN"/>
-          </w:rPr>
-          <w:rPr>
-            <w:color w:val="0000EE"/>
-            <w:u w:val="single"/>
-          </w:rPr>
-          <w:t>भज 124</w:t>
-        </w:r>
-      </w:hyperlink>
+      <w:r>
+        <w:rPr>
+          <w:lang w:val="hi_IN" w:bidi="hi_IN"/>
+        </w:rPr>
+        <w:t>भज 124</w:t>
+      </w:r>
       <w:r>
         <w:rPr>
           <w:lang w:val="hi_IN" w:bidi="hi_IN"/>
         </w:rPr>
         <w:t xml:space="preserve">, </w:t>
       </w:r>
-      <w:hyperlink r:id="rId25">
-        <w:r>
-          <w:rPr>
-            <w:lang w:val="hi_IN" w:bidi="hi_IN"/>
-          </w:rPr>
-          <w:rPr>
-            <w:color w:val="0000EE"/>
-            <w:u w:val="single"/>
-          </w:rPr>
-          <w:t>129</w:t>
-        </w:r>
-      </w:hyperlink>
+      <w:r>
+        <w:rPr>
+          <w:lang w:val="hi_IN" w:bidi="hi_IN"/>
+        </w:rPr>
+        <w:t>129</w:t>
+      </w:r>
       <w:r>
         <w:rPr>
           <w:lang w:val="hi_IN" w:bidi="hi_IN"/>
@@ -589,114 +487,72 @@
           <w:lang w:val="hi_IN" w:bidi="hi_IN"/>
         </w:rPr>
       </w:r>
-      <w:hyperlink r:id="rId22">
-        <w:r>
-          <w:rPr>
-            <w:lang w:val="hi_IN" w:bidi="hi_IN"/>
-          </w:rPr>
-          <w:rPr>
-            <w:color w:val="0000EE"/>
-            <w:u w:val="single"/>
-          </w:rPr>
-          <w:t xml:space="preserve">भजन </w:t>
-        </w:r>
-      </w:hyperlink>
-      <w:hyperlink r:id="rId13">
-        <w:r>
-          <w:rPr>
-            <w:lang w:val="hi_IN" w:bidi="hi_IN"/>
-          </w:rPr>
-          <w:rPr>
-            <w:color w:val="0000EE"/>
-            <w:u w:val="single"/>
-          </w:rPr>
-          <w:t>संहिता</w:t>
-        </w:r>
-      </w:hyperlink>
-      <w:hyperlink r:id="rId22">
-        <w:r>
-          <w:rPr>
-            <w:lang w:val="hi_IN" w:bidi="hi_IN"/>
-          </w:rPr>
-          <w:rPr>
-            <w:color w:val="0000EE"/>
-            <w:u w:val="single"/>
-          </w:rPr>
-          <w:t xml:space="preserve"> 103</w:t>
-        </w:r>
-      </w:hyperlink>
+      <w:r>
+        <w:rPr>
+          <w:lang w:val="hi_IN" w:bidi="hi_IN"/>
+        </w:rPr>
+        <w:t xml:space="preserve">भजन </w:t>
+      </w:r>
+      <w:r>
+        <w:rPr>
+          <w:lang w:val="hi_IN" w:bidi="hi_IN"/>
+        </w:rPr>
+        <w:t>संहिता</w:t>
+      </w:r>
+      <w:r>
+        <w:rPr>
+          <w:lang w:val="hi_IN" w:bidi="hi_IN"/>
+        </w:rPr>
+        <w:t xml:space="preserve"> 103</w:t>
+      </w:r>
       <w:r>
         <w:rPr>
           <w:lang w:val="hi_IN" w:bidi="hi_IN"/>
         </w:rPr>
         <w:t xml:space="preserve"> में, भजनकार परमेश्वर की करुणा के लिए उसकी स्तुति करता है, जो व्यक्तिगत और सम्पूर्ण समुदाय पर होती है (पद </w:t>
       </w:r>
-      <w:hyperlink r:id="rId27">
-        <w:r>
-          <w:rPr>
-            <w:lang w:val="hi_IN" w:bidi="hi_IN"/>
-          </w:rPr>
-          <w:rPr>
-            <w:color w:val="0000EE"/>
-            <w:u w:val="single"/>
-          </w:rPr>
-          <w:t>1–5,</w:t>
-        </w:r>
-      </w:hyperlink>
+      <w:r>
+        <w:rPr>
+          <w:lang w:val="hi_IN" w:bidi="hi_IN"/>
+        </w:rPr>
+        <w:t>1–5,</w:t>
+      </w:r>
       <w:r>
         <w:rPr>
           <w:lang w:val="hi_IN" w:bidi="hi_IN"/>
         </w:rPr>
         <w:t xml:space="preserve"> </w:t>
       </w:r>
-      <w:hyperlink r:id="rId28">
-        <w:r>
-          <w:rPr>
-            <w:lang w:val="hi_IN" w:bidi="hi_IN"/>
-          </w:rPr>
-          <w:rPr>
-            <w:color w:val="0000EE"/>
-            <w:u w:val="single"/>
-          </w:rPr>
-          <w:t>6–14</w:t>
-        </w:r>
-      </w:hyperlink>
+      <w:r>
+        <w:rPr>
+          <w:lang w:val="hi_IN" w:bidi="hi_IN"/>
+        </w:rPr>
+        <w:t>6–14</w:t>
+      </w:r>
       <w:r>
         <w:rPr>
           <w:lang w:val="hi_IN" w:bidi="hi_IN"/>
         </w:rPr>
         <w:t xml:space="preserve">)। मनुष्य की कमजोरी परमेश्वर की विश्वसनीयता के विपरीत है (पद </w:t>
       </w:r>
-      <w:hyperlink r:id="rId29">
-        <w:r>
-          <w:rPr>
-            <w:lang w:val="hi_IN" w:bidi="hi_IN"/>
-          </w:rPr>
-          <w:rPr>
-            <w:color w:val="0000EE"/>
-            <w:u w:val="single"/>
-          </w:rPr>
-          <w:t>15–18</w:t>
-        </w:r>
-      </w:hyperlink>
+      <w:r>
+        <w:rPr>
+          <w:lang w:val="hi_IN" w:bidi="hi_IN"/>
+        </w:rPr>
+        <w:t>15–18</w:t>
+      </w:r>
       <w:r>
         <w:rPr>
           <w:lang w:val="hi_IN" w:bidi="hi_IN"/>
         </w:rPr>
         <w:t xml:space="preserve">)। उनका सार्वभौमिक और पूर्ण शासन सबके और सब कुछ के द्वारा स्तुति पाने के योग्य है (पद </w:t>
       </w:r>
-      <w:hyperlink r:id="rId30">
-        <w:r>
-          <w:rPr>
-            <w:lang w:val="hi_IN" w:bidi="hi_IN"/>
-          </w:rPr>
-          <w:rPr>
-            <w:color w:val="0000EE"/>
-            <w:u w:val="single"/>
-          </w:rPr>
-          <w:t>19–22</w:t>
-        </w:r>
-      </w:hyperlink>
+      <w:r>
+        <w:rPr>
+          <w:lang w:val="hi_IN" w:bidi="hi_IN"/>
+        </w:rPr>
+        <w:t>19–22</w:t>
+      </w:r>
       <w:r>
         <w:rPr>
           <w:lang w:val="hi_IN" w:bidi="hi_IN"/>
@@ -726,252 +582,168 @@
           <w:lang w:val="hi_IN" w:bidi="hi_IN"/>
         </w:rPr>
       </w:r>
-      <w:hyperlink r:id="rId13">
-        <w:r>
-          <w:rPr>
-            <w:lang w:val="hi_IN" w:bidi="hi_IN"/>
-          </w:rPr>
-          <w:rPr>
-            <w:color w:val="0000EE"/>
-            <w:u w:val="single"/>
-          </w:rPr>
-          <w:t>भजन संहिता 9</w:t>
-        </w:r>
-      </w:hyperlink>
+      <w:r>
+        <w:rPr>
+          <w:lang w:val="hi_IN" w:bidi="hi_IN"/>
+        </w:rPr>
+        <w:t>भजन संहिता 9</w:t>
+      </w:r>
       <w:r>
         <w:rPr>
           <w:lang w:val="hi_IN" w:bidi="hi_IN"/>
         </w:rPr>
         <w:t xml:space="preserve">; </w:t>
       </w:r>
-      <w:hyperlink r:id="rId14">
-        <w:r>
-          <w:rPr>
-            <w:lang w:val="hi_IN" w:bidi="hi_IN"/>
-          </w:rPr>
-          <w:rPr>
-            <w:color w:val="0000EE"/>
-            <w:u w:val="single"/>
-          </w:rPr>
-          <w:t>18</w:t>
-        </w:r>
-      </w:hyperlink>
+      <w:r>
+        <w:rPr>
+          <w:lang w:val="hi_IN" w:bidi="hi_IN"/>
+        </w:rPr>
+        <w:t>18</w:t>
+      </w:r>
       <w:r>
         <w:rPr>
           <w:lang w:val="hi_IN" w:bidi="hi_IN"/>
         </w:rPr>
         <w:t xml:space="preserve">; </w:t>
       </w:r>
-      <w:hyperlink r:id="rId15">
-        <w:r>
-          <w:rPr>
-            <w:lang w:val="hi_IN" w:bidi="hi_IN"/>
-          </w:rPr>
-          <w:rPr>
-            <w:color w:val="0000EE"/>
-            <w:u w:val="single"/>
-          </w:rPr>
-          <w:t>32</w:t>
-        </w:r>
-      </w:hyperlink>
+      <w:r>
+        <w:rPr>
+          <w:lang w:val="hi_IN" w:bidi="hi_IN"/>
+        </w:rPr>
+        <w:t>32</w:t>
+      </w:r>
       <w:r>
         <w:rPr>
           <w:lang w:val="hi_IN" w:bidi="hi_IN"/>
         </w:rPr>
         <w:t xml:space="preserve">; </w:t>
       </w:r>
-      <w:hyperlink r:id="rId16">
-        <w:r>
-          <w:rPr>
-            <w:lang w:val="hi_IN" w:bidi="hi_IN"/>
-          </w:rPr>
-          <w:rPr>
-            <w:color w:val="0000EE"/>
-            <w:u w:val="single"/>
-          </w:rPr>
-          <w:t>34</w:t>
-        </w:r>
-      </w:hyperlink>
+      <w:r>
+        <w:rPr>
+          <w:lang w:val="hi_IN" w:bidi="hi_IN"/>
+        </w:rPr>
+        <w:t>34</w:t>
+      </w:r>
       <w:r>
         <w:rPr>
           <w:lang w:val="hi_IN" w:bidi="hi_IN"/>
         </w:rPr>
         <w:t xml:space="preserve">; </w:t>
       </w:r>
-      <w:hyperlink r:id="rId31">
-        <w:r>
-          <w:rPr>
-            <w:lang w:val="hi_IN" w:bidi="hi_IN"/>
-          </w:rPr>
-          <w:rPr>
-            <w:color w:val="0000EE"/>
-            <w:u w:val="single"/>
-          </w:rPr>
-          <w:t>46–48</w:t>
-        </w:r>
-      </w:hyperlink>
+      <w:r>
+        <w:rPr>
+          <w:lang w:val="hi_IN" w:bidi="hi_IN"/>
+        </w:rPr>
+        <w:t>46–48</w:t>
+      </w:r>
       <w:r>
         <w:rPr>
           <w:lang w:val="hi_IN" w:bidi="hi_IN"/>
         </w:rPr>
         <w:t xml:space="preserve">; </w:t>
       </w:r>
-      <w:hyperlink r:id="rId32">
-        <w:r>
-          <w:rPr>
-            <w:lang w:val="hi_IN" w:bidi="hi_IN"/>
-          </w:rPr>
-          <w:rPr>
-            <w:color w:val="0000EE"/>
-            <w:u w:val="single"/>
-          </w:rPr>
-          <w:t>93</w:t>
-        </w:r>
-      </w:hyperlink>
+      <w:r>
+        <w:rPr>
+          <w:lang w:val="hi_IN" w:bidi="hi_IN"/>
+        </w:rPr>
+        <w:t>93</w:t>
+      </w:r>
       <w:r>
         <w:rPr>
           <w:lang w:val="hi_IN" w:bidi="hi_IN"/>
         </w:rPr>
         <w:t xml:space="preserve">; </w:t>
       </w:r>
-      <w:hyperlink r:id="rId33">
-        <w:r>
-          <w:rPr>
-            <w:lang w:val="hi_IN" w:bidi="hi_IN"/>
-          </w:rPr>
-          <w:rPr>
-            <w:color w:val="0000EE"/>
-            <w:u w:val="single"/>
-          </w:rPr>
-          <w:t>96–99</w:t>
-        </w:r>
-      </w:hyperlink>
+      <w:r>
+        <w:rPr>
+          <w:lang w:val="hi_IN" w:bidi="hi_IN"/>
+        </w:rPr>
+        <w:t>96–99</w:t>
+      </w:r>
       <w:r>
         <w:rPr>
           <w:lang w:val="hi_IN" w:bidi="hi_IN"/>
         </w:rPr>
         <w:t xml:space="preserve">; </w:t>
       </w:r>
-      <w:hyperlink r:id="rId22">
-        <w:r>
-          <w:rPr>
-            <w:lang w:val="hi_IN" w:bidi="hi_IN"/>
-          </w:rPr>
-          <w:rPr>
-            <w:color w:val="0000EE"/>
-            <w:u w:val="single"/>
-          </w:rPr>
-          <w:t>103</w:t>
-        </w:r>
-      </w:hyperlink>
+      <w:r>
+        <w:rPr>
+          <w:lang w:val="hi_IN" w:bidi="hi_IN"/>
+        </w:rPr>
+        <w:t>103</w:t>
+      </w:r>
       <w:r>
         <w:rPr>
           <w:lang w:val="hi_IN" w:bidi="hi_IN"/>
         </w:rPr>
         <w:t xml:space="preserve">; </w:t>
       </w:r>
-      <w:hyperlink r:id="rId23">
-        <w:r>
-          <w:rPr>
-            <w:lang w:val="hi_IN" w:bidi="hi_IN"/>
-          </w:rPr>
-          <w:rPr>
-            <w:color w:val="0000EE"/>
-            <w:u w:val="single"/>
-          </w:rPr>
-          <w:t>113</w:t>
-        </w:r>
-      </w:hyperlink>
+      <w:r>
+        <w:rPr>
+          <w:lang w:val="hi_IN" w:bidi="hi_IN"/>
+        </w:rPr>
+        <w:t>113</w:t>
+      </w:r>
       <w:r>
         <w:rPr>
           <w:lang w:val="hi_IN" w:bidi="hi_IN"/>
         </w:rPr>
         <w:t xml:space="preserve">; </w:t>
       </w:r>
-      <w:hyperlink r:id="rId17">
-        <w:r>
-          <w:rPr>
-            <w:lang w:val="hi_IN" w:bidi="hi_IN"/>
-          </w:rPr>
-          <w:rPr>
-            <w:color w:val="0000EE"/>
-            <w:u w:val="single"/>
-          </w:rPr>
-          <w:t>116</w:t>
-        </w:r>
-      </w:hyperlink>
+      <w:r>
+        <w:rPr>
+          <w:lang w:val="hi_IN" w:bidi="hi_IN"/>
+        </w:rPr>
+        <w:t>116</w:t>
+      </w:r>
       <w:r>
         <w:rPr>
           <w:lang w:val="hi_IN" w:bidi="hi_IN"/>
         </w:rPr>
         <w:t xml:space="preserve">; </w:t>
       </w:r>
-      <w:hyperlink r:id="rId24">
-        <w:r>
-          <w:rPr>
-            <w:lang w:val="hi_IN" w:bidi="hi_IN"/>
-          </w:rPr>
-          <w:rPr>
-            <w:color w:val="0000EE"/>
-            <w:u w:val="single"/>
-          </w:rPr>
-          <w:t>124</w:t>
-        </w:r>
-      </w:hyperlink>
+      <w:r>
+        <w:rPr>
+          <w:lang w:val="hi_IN" w:bidi="hi_IN"/>
+        </w:rPr>
+        <w:t>124</w:t>
+      </w:r>
       <w:r>
         <w:rPr>
           <w:lang w:val="hi_IN" w:bidi="hi_IN"/>
         </w:rPr>
         <w:t xml:space="preserve">; </w:t>
       </w:r>
-      <w:hyperlink r:id="rId25">
-        <w:r>
-          <w:rPr>
-            <w:lang w:val="hi_IN" w:bidi="hi_IN"/>
-          </w:rPr>
-          <w:rPr>
-            <w:color w:val="0000EE"/>
-            <w:u w:val="single"/>
-          </w:rPr>
-          <w:t>129</w:t>
-        </w:r>
-      </w:hyperlink>
+      <w:r>
+        <w:rPr>
+          <w:lang w:val="hi_IN" w:bidi="hi_IN"/>
+        </w:rPr>
+        <w:t>129</w:t>
+      </w:r>
       <w:r>
         <w:rPr>
           <w:lang w:val="hi_IN" w:bidi="hi_IN"/>
         </w:rPr>
         <w:t xml:space="preserve">; </w:t>
       </w:r>
-      <w:hyperlink r:id="rId26">
-        <w:r>
-          <w:rPr>
-            <w:lang w:val="hi_IN" w:bidi="hi_IN"/>
-          </w:rPr>
-          <w:rPr>
-            <w:color w:val="0000EE"/>
-            <w:u w:val="single"/>
-          </w:rPr>
-          <w:t>136</w:t>
-        </w:r>
-      </w:hyperlink>
+      <w:r>
+        <w:rPr>
+          <w:lang w:val="hi_IN" w:bidi="hi_IN"/>
+        </w:rPr>
+        <w:t>136</w:t>
+      </w:r>
       <w:r>
         <w:rPr>
           <w:lang w:val="hi_IN" w:bidi="hi_IN"/>
         </w:rPr>
         <w:t xml:space="preserve">; </w:t>
       </w:r>
-      <w:hyperlink r:id="rId18">
-        <w:r>
-          <w:rPr>
-            <w:lang w:val="hi_IN" w:bidi="hi_IN"/>
-          </w:rPr>
-          <w:rPr>
-            <w:color w:val="0000EE"/>
-            <w:u w:val="single"/>
-          </w:rPr>
-          <w:t>138</w:t>
-        </w:r>
-      </w:hyperlink>
+      <w:r>
+        <w:rPr>
+          <w:lang w:val="hi_IN" w:bidi="hi_IN"/>
+        </w:rPr>
+        <w:t>138</w:t>
+      </w:r>
       <w:r>
         <w:rPr>
           <w:lang w:val="hi_IN" w:bidi="hi_IN"/>
